--- a/nep/docx/001.content.docx
+++ b/nep/docx/001.content.docx
@@ -150,26 +150,6 @@
           <w:lang w:val="ne_NP" w:bidi="ne_NP"/>
         </w:rPr>
         <w:t>अ</w:t>
-      </w:r>
-      <w:r>
-        <w:rPr>
-          <w:lang w:val="ne_NP" w:bidi="ne_NP"/>
-        </w:rPr>
-      </w:r>
-    </w:p>
-    <w:p>
-      <w:pPr/>
-      <w:r>
-        <w:rPr>
-          <w:lang w:val="ne_NP" w:bidi="ne_NP"/>
-        </w:rPr>
-      </w:r>
-      <w:r>
-        <w:rPr>
-          <w:i/>
-          <w:lang w:val="ne_NP" w:bidi="ne_NP"/>
-        </w:rPr>
-        <w:t>अक्कद, अक्जीब, अक्‍बोर, अदमा, अदुल्लाम, अदुल्‍लामवासी, अबिमाएल, अबिमेलेक, अबेल-मिज्राइम, अब्राम, अब्राहाम</w:t>
       </w:r>
       <w:r>
         <w:rPr>

--- a/nep/docx/001.content.docx
+++ b/nep/docx/001.content.docx
@@ -19,7 +19,7 @@
         <w:rPr>
           <w:lang w:val="ne_NP" w:bidi="ne_NP"/>
         </w:rPr>
-        <w:t>Resource: Bible Dictionary (Tyndale)</w:t>
+        <w:t>Resource: Tyndale Open Bible Dictionary</w:t>
       </w:r>
       <w:r>
         <w:rPr>
@@ -112,7 +112,7 @@
         <w:rPr>
           <w:lang w:val="ne_NP" w:bidi="ne_NP"/>
         </w:rPr>
-        <w:t>Bible Dictionary (Tyndale)</w:t>
+        <w:t>Tyndale Open Bible Dictionary</w:t>
       </w:r>
     </w:p>
     <w:p>

--- a/nep/docx/001.content.docx
+++ b/nep/docx/001.content.docx
@@ -19,7 +19,7 @@
         <w:rPr>
           <w:lang w:val="ne_NP" w:bidi="ne_NP"/>
         </w:rPr>
-        <w:t>Resource: Tyndale Open Bible Dictionary</w:t>
+        <w:t>Resource: Aquifer Open Bible Dictionary</w:t>
       </w:r>
       <w:r>
         <w:rPr>
@@ -112,7 +112,7 @@
         <w:rPr>
           <w:lang w:val="ne_NP" w:bidi="ne_NP"/>
         </w:rPr>
-        <w:t>Tyndale Open Bible Dictionary</w:t>
+        <w:t>Aquifer Open Bible Dictionary</w:t>
       </w:r>
     </w:p>
     <w:p>

--- a/nep/docx/001.content.docx
+++ b/nep/docx/001.content.docx
@@ -247,18 +247,12 @@
         </w:rPr>
         <w:t>यसलाई निम्रोद (</w:t>
       </w:r>
-      <w:hyperlink r:id="rId13">
-        <w:r>
-          <w:rPr>
-            <w:lang w:val="ne_NP" w:bidi="ne_NP"/>
-          </w:rPr>
-          <w:rPr>
-            <w:color w:val="0000EE"/>
-            <w:u w:val="single"/>
-          </w:rPr>
-          <w:t>उत्पत्ति १०:१०</w:t>
-        </w:r>
-      </w:hyperlink>
+      <w:r>
+        <w:rPr>
+          <w:lang w:val="ne_NP" w:bidi="ne_NP"/>
+        </w:rPr>
+        <w:t>उत्पत्ति १०:१०</w:t>
+      </w:r>
       <w:r>
         <w:rPr>
           <w:lang w:val="ne_NP" w:bidi="ne_NP"/>
@@ -332,72 +326,48 @@
         </w:rPr>
         <w:t>यहूदा मा रहेको एक शहर (</w:t>
       </w:r>
-      <w:hyperlink r:id="rId14">
-        <w:r>
-          <w:rPr>
-            <w:lang w:val="ne_NP" w:bidi="ne_NP"/>
-          </w:rPr>
-          <w:rPr>
-            <w:color w:val="0000EE"/>
-            <w:u w:val="single"/>
-          </w:rPr>
-          <w:t>यहोशू १५:४४</w:t>
-        </w:r>
-      </w:hyperlink>
+      <w:r>
+        <w:rPr>
+          <w:lang w:val="ne_NP" w:bidi="ne_NP"/>
+        </w:rPr>
+        <w:t>यहोशू १५:४४</w:t>
+      </w:r>
       <w:r>
         <w:rPr>
           <w:lang w:val="ne_NP" w:bidi="ne_NP"/>
         </w:rPr>
         <w:t>)। अगमवक्ता मीकाले यसलाई सामरियासँगै नष्ट हुने अन्य शहरहरूसँग सूचीबद्ध गरेका थिए (</w:t>
       </w:r>
-      <w:hyperlink r:id="rId15">
-        <w:r>
-          <w:rPr>
-            <w:lang w:val="ne_NP" w:bidi="ne_NP"/>
-          </w:rPr>
-          <w:rPr>
-            <w:color w:val="0000EE"/>
-            <w:u w:val="single"/>
-          </w:rPr>
-          <w:t>मीका १:१४</w:t>
-        </w:r>
-      </w:hyperlink>
+      <w:r>
+        <w:rPr>
+          <w:lang w:val="ne_NP" w:bidi="ne_NP"/>
+        </w:rPr>
+        <w:t>मीका १:१४</w:t>
+      </w:r>
       <w:r>
         <w:rPr>
           <w:lang w:val="ne_NP" w:bidi="ne_NP"/>
         </w:rPr>
         <w:t>)। यो सम्भवतः कजीब (</w:t>
       </w:r>
-      <w:hyperlink r:id="rId16">
-        <w:r>
-          <w:rPr>
-            <w:lang w:val="ne_NP" w:bidi="ne_NP"/>
-          </w:rPr>
-          <w:rPr>
-            <w:color w:val="0000EE"/>
-            <w:u w:val="single"/>
-          </w:rPr>
-          <w:t>उत्पत्ति ३८:५</w:t>
-        </w:r>
-      </w:hyperlink>
+      <w:r>
+        <w:rPr>
+          <w:lang w:val="ne_NP" w:bidi="ne_NP"/>
+        </w:rPr>
+        <w:t>उत्पत्ति ३८:५</w:t>
+      </w:r>
       <w:r>
         <w:rPr>
           <w:lang w:val="ne_NP" w:bidi="ne_NP"/>
         </w:rPr>
         <w:t>) र कोजेबा (</w:t>
       </w:r>
-      <w:hyperlink r:id="rId17">
-        <w:r>
-          <w:rPr>
-            <w:lang w:val="ne_NP" w:bidi="ne_NP"/>
-          </w:rPr>
-          <w:rPr>
-            <w:color w:val="0000EE"/>
-            <w:u w:val="single"/>
-          </w:rPr>
-          <w:t>१ इतिहास ४:२२</w:t>
-        </w:r>
-      </w:hyperlink>
+      <w:r>
+        <w:rPr>
+          <w:lang w:val="ne_NP" w:bidi="ne_NP"/>
+        </w:rPr>
+        <w:t>१ इतिहास ४:२२</w:t>
+      </w:r>
       <w:r>
         <w:rPr>
           <w:lang w:val="ne_NP" w:bidi="ne_NP"/>
@@ -422,36 +392,24 @@
         </w:rPr>
         <w:t>आशेरको एउटा शहर (</w:t>
       </w:r>
-      <w:hyperlink r:id="rId18">
-        <w:r>
-          <w:rPr>
-            <w:lang w:val="ne_NP" w:bidi="ne_NP"/>
-          </w:rPr>
-          <w:rPr>
-            <w:color w:val="0000EE"/>
-            <w:u w:val="single"/>
-          </w:rPr>
-          <w:t>यहोशू १९:२९</w:t>
-        </w:r>
-      </w:hyperlink>
+      <w:r>
+        <w:rPr>
+          <w:lang w:val="ne_NP" w:bidi="ne_NP"/>
+        </w:rPr>
+        <w:t>यहोशू १९:२९</w:t>
+      </w:r>
       <w:r>
         <w:rPr>
           <w:lang w:val="ne_NP" w:bidi="ne_NP"/>
         </w:rPr>
         <w:t>)। यो सात शहरहरू मध्ये एक थियो जहाँ आशेरले कनानी बासिन्दाहरूलाई हटाउन असफल भएको थियो (</w:t>
       </w:r>
-      <w:hyperlink r:id="rId19">
-        <w:r>
-          <w:rPr>
-            <w:lang w:val="ne_NP" w:bidi="ne_NP"/>
-          </w:rPr>
-          <w:rPr>
-            <w:color w:val="0000EE"/>
-            <w:u w:val="single"/>
-          </w:rPr>
-          <w:t>न्यायाधीश १:३१</w:t>
-        </w:r>
-      </w:hyperlink>
+      <w:r>
+        <w:rPr>
+          <w:lang w:val="ne_NP" w:bidi="ne_NP"/>
+        </w:rPr>
+        <w:t>न्यायाधीश १:३१</w:t>
+      </w:r>
       <w:r>
         <w:rPr>
           <w:lang w:val="ne_NP" w:bidi="ne_NP"/>
@@ -525,54 +483,36 @@
         </w:rPr>
         <w:t>एदोमका राजा बाल-हानानका पिता, जसले इस्राएलको राज्य स्थापना हुनु अघि शासन गरेका थिए (</w:t>
       </w:r>
-      <w:hyperlink r:id="rId20">
-        <w:r>
-          <w:rPr>
-            <w:lang w:val="ne_NP" w:bidi="ne_NP"/>
-          </w:rPr>
-          <w:rPr>
-            <w:color w:val="0000EE"/>
-            <w:u w:val="single"/>
-          </w:rPr>
-          <w:t>उत्पत्ति ३६:३८</w:t>
-        </w:r>
-      </w:hyperlink>
+      <w:r>
+        <w:rPr>
+          <w:lang w:val="ne_NP" w:bidi="ne_NP"/>
+        </w:rPr>
+        <w:t>उत्पत्ति ३६:३८</w:t>
+      </w:r>
       <w:r>
         <w:rPr>
           <w:lang w:val="ne_NP" w:bidi="ne_NP"/>
         </w:rPr>
         <w:t>–</w:t>
       </w:r>
-      <w:hyperlink r:id="rId20">
-        <w:r>
-          <w:rPr>
-            <w:lang w:val="ne_NP" w:bidi="ne_NP"/>
-          </w:rPr>
-          <w:rPr>
-            <w:color w:val="0000EE"/>
-            <w:u w:val="single"/>
-          </w:rPr>
-          <w:t>३९</w:t>
-        </w:r>
-      </w:hyperlink>
+      <w:r>
+        <w:rPr>
+          <w:lang w:val="ne_NP" w:bidi="ne_NP"/>
+        </w:rPr>
+        <w:t>३९</w:t>
+      </w:r>
       <w:r>
         <w:rPr>
           <w:lang w:val="ne_NP" w:bidi="ne_NP"/>
         </w:rPr>
         <w:t xml:space="preserve">; </w:t>
       </w:r>
-      <w:hyperlink r:id="rId21">
-        <w:r>
-          <w:rPr>
-            <w:lang w:val="ne_NP" w:bidi="ne_NP"/>
-          </w:rPr>
-          <w:rPr>
-            <w:color w:val="0000EE"/>
-            <w:u w:val="single"/>
-          </w:rPr>
-          <w:t>१ इतिहास १:४९</w:t>
-        </w:r>
-      </w:hyperlink>
+      <w:r>
+        <w:rPr>
+          <w:lang w:val="ne_NP" w:bidi="ne_NP"/>
+        </w:rPr>
+        <w:t>१ इतिहास १:४९</w:t>
+      </w:r>
       <w:r>
         <w:rPr>
           <w:lang w:val="ne_NP" w:bidi="ne_NP"/>
@@ -633,90 +573,60 @@
         </w:rPr>
         <w:t>सँग सोध्न पठाए (</w:t>
       </w:r>
-      <w:hyperlink r:id="rId22">
-        <w:r>
-          <w:rPr>
-            <w:lang w:val="ne_NP" w:bidi="ne_NP"/>
-          </w:rPr>
-          <w:rPr>
-            <w:color w:val="0000EE"/>
-            <w:u w:val="single"/>
-          </w:rPr>
-          <w:t>२ राजाहरू २२:१२</w:t>
-        </w:r>
-      </w:hyperlink>
+      <w:r>
+        <w:rPr>
+          <w:lang w:val="ne_NP" w:bidi="ne_NP"/>
+        </w:rPr>
+        <w:t>२ राजाहरू २२:१२</w:t>
+      </w:r>
       <w:r>
         <w:rPr>
           <w:lang w:val="ne_NP" w:bidi="ne_NP"/>
         </w:rPr>
         <w:t>–</w:t>
       </w:r>
-      <w:hyperlink r:id="rId22">
-        <w:r>
-          <w:rPr>
-            <w:lang w:val="ne_NP" w:bidi="ne_NP"/>
-          </w:rPr>
-          <w:rPr>
-            <w:color w:val="0000EE"/>
-            <w:u w:val="single"/>
-          </w:rPr>
-          <w:t>१४</w:t>
-        </w:r>
-      </w:hyperlink>
+      <w:r>
+        <w:rPr>
+          <w:lang w:val="ne_NP" w:bidi="ne_NP"/>
+        </w:rPr>
+        <w:t>१४</w:t>
+      </w:r>
       <w:r>
         <w:rPr>
           <w:lang w:val="ne_NP" w:bidi="ne_NP"/>
         </w:rPr>
         <w:t>)। अक्‍बोरलाई मीकाको छोरा अब्दोन पनि भनिन्छ (</w:t>
       </w:r>
-      <w:hyperlink r:id="rId23">
-        <w:r>
-          <w:rPr>
-            <w:lang w:val="ne_NP" w:bidi="ne_NP"/>
-          </w:rPr>
-          <w:rPr>
-            <w:color w:val="0000EE"/>
-            <w:u w:val="single"/>
-          </w:rPr>
-          <w:t>२ इतिहास ३४:२०</w:t>
-        </w:r>
-      </w:hyperlink>
+      <w:r>
+        <w:rPr>
+          <w:lang w:val="ne_NP" w:bidi="ne_NP"/>
+        </w:rPr>
+        <w:t>२ इतिहास ३४:२०</w:t>
+      </w:r>
       <w:r>
         <w:rPr>
           <w:lang w:val="ne_NP" w:bidi="ne_NP"/>
         </w:rPr>
         <w:t>)। उनी एल्नातानका पिता थिए (</w:t>
       </w:r>
-      <w:hyperlink r:id="rId24">
-        <w:r>
-          <w:rPr>
-            <w:lang w:val="ne_NP" w:bidi="ne_NP"/>
-          </w:rPr>
-          <w:rPr>
-            <w:color w:val="0000EE"/>
-            <w:u w:val="single"/>
-          </w:rPr>
-          <w:t>यर्मिया २६:२२</w:t>
-        </w:r>
-      </w:hyperlink>
+      <w:r>
+        <w:rPr>
+          <w:lang w:val="ne_NP" w:bidi="ne_NP"/>
+        </w:rPr>
+        <w:t>यर्मिया २६:२२</w:t>
+      </w:r>
       <w:r>
         <w:rPr>
           <w:lang w:val="ne_NP" w:bidi="ne_NP"/>
         </w:rPr>
         <w:t xml:space="preserve">; </w:t>
       </w:r>
-      <w:hyperlink r:id="rId25">
-        <w:r>
-          <w:rPr>
-            <w:lang w:val="ne_NP" w:bidi="ne_NP"/>
-          </w:rPr>
-          <w:rPr>
-            <w:color w:val="0000EE"/>
-            <w:u w:val="single"/>
-          </w:rPr>
-          <w:t>३६:१२</w:t>
-        </w:r>
-      </w:hyperlink>
+      <w:r>
+        <w:rPr>
+          <w:lang w:val="ne_NP" w:bidi="ne_NP"/>
+        </w:rPr>
+        <w:t>३६:१२</w:t>
+      </w:r>
       <w:r>
         <w:rPr>
           <w:lang w:val="ne_NP" w:bidi="ne_NP"/>
@@ -800,90 +710,60 @@
         </w:rPr>
         <w:t>सँग सम्बन्धित एक शहर (</w:t>
       </w:r>
-      <w:hyperlink r:id="rId26">
-        <w:r>
-          <w:rPr>
-            <w:lang w:val="ne_NP" w:bidi="ne_NP"/>
-          </w:rPr>
-          <w:rPr>
-            <w:color w:val="0000EE"/>
-            <w:u w:val="single"/>
-          </w:rPr>
-          <w:t>उत्पत्ति १०:१९</w:t>
-        </w:r>
-      </w:hyperlink>
+      <w:r>
+        <w:rPr>
+          <w:lang w:val="ne_NP" w:bidi="ne_NP"/>
+        </w:rPr>
+        <w:t>उत्पत्ति १०:१९</w:t>
+      </w:r>
       <w:r>
         <w:rPr>
           <w:lang w:val="ne_NP" w:bidi="ne_NP"/>
         </w:rPr>
         <w:t xml:space="preserve">; </w:t>
       </w:r>
-      <w:hyperlink r:id="rId27">
-        <w:r>
-          <w:rPr>
-            <w:lang w:val="ne_NP" w:bidi="ne_NP"/>
-          </w:rPr>
-          <w:rPr>
-            <w:color w:val="0000EE"/>
-            <w:u w:val="single"/>
-          </w:rPr>
-          <w:t>१४:२, ८</w:t>
-        </w:r>
-      </w:hyperlink>
+      <w:r>
+        <w:rPr>
+          <w:lang w:val="ne_NP" w:bidi="ne_NP"/>
+        </w:rPr>
+        <w:t>१४:२, ८</w:t>
+      </w:r>
       <w:r>
         <w:rPr>
           <w:lang w:val="ne_NP" w:bidi="ne_NP"/>
         </w:rPr>
         <w:t>)। यो सम्भवतः सदोम र गमोरा माथि परमेश्वरको न्यायमा नष्ट भएको थियो (</w:t>
       </w:r>
-      <w:hyperlink r:id="rId28">
-        <w:r>
-          <w:rPr>
-            <w:lang w:val="ne_NP" w:bidi="ne_NP"/>
-          </w:rPr>
-          <w:rPr>
-            <w:color w:val="0000EE"/>
-            <w:u w:val="single"/>
-          </w:rPr>
-          <w:t>व्यवस्था २९:२३</w:t>
-        </w:r>
-      </w:hyperlink>
+      <w:r>
+        <w:rPr>
+          <w:lang w:val="ne_NP" w:bidi="ne_NP"/>
+        </w:rPr>
+        <w:t>व्यवस्था २९:२३</w:t>
+      </w:r>
       <w:r>
         <w:rPr>
           <w:lang w:val="ne_NP" w:bidi="ne_NP"/>
         </w:rPr>
         <w:t xml:space="preserve">; यो </w:t>
       </w:r>
-      <w:hyperlink r:id="rId29">
-        <w:r>
-          <w:rPr>
-            <w:lang w:val="ne_NP" w:bidi="ne_NP"/>
-          </w:rPr>
-          <w:rPr>
-            <w:color w:val="0000EE"/>
-            <w:u w:val="single"/>
-          </w:rPr>
-          <w:t>उत्पत्ति १९:२८</w:t>
-        </w:r>
-      </w:hyperlink>
+      <w:r>
+        <w:rPr>
+          <w:lang w:val="ne_NP" w:bidi="ne_NP"/>
+        </w:rPr>
+        <w:t>उत्पत्ति १९:२८</w:t>
+      </w:r>
       <w:r>
         <w:rPr>
           <w:lang w:val="ne_NP" w:bidi="ne_NP"/>
         </w:rPr>
         <w:t>–</w:t>
       </w:r>
-      <w:hyperlink r:id="rId29">
-        <w:r>
-          <w:rPr>
-            <w:lang w:val="ne_NP" w:bidi="ne_NP"/>
-          </w:rPr>
-          <w:rPr>
-            <w:color w:val="0000EE"/>
-            <w:u w:val="single"/>
-          </w:rPr>
-          <w:t>२९</w:t>
-        </w:r>
-      </w:hyperlink>
+      <w:r>
+        <w:rPr>
+          <w:lang w:val="ne_NP" w:bidi="ne_NP"/>
+        </w:rPr>
+        <w:t>२९</w:t>
+      </w:r>
       <w:r>
         <w:rPr>
           <w:lang w:val="ne_NP" w:bidi="ne_NP"/>
@@ -987,18 +867,12 @@
         </w:rPr>
         <w:t>लाई वर्णन गर्न प्रयोग गरिन्छ। यहूदाले आफ्नो भाइ योसेफलाई दासत्वमा बेच्न मद्दत गरेपछि, यहूदाले घर छोडेर हीरासँग अदुल्लाममा बसोबास गरे (</w:t>
       </w:r>
-      <w:hyperlink r:id="rId30">
-        <w:r>
-          <w:rPr>
-            <w:lang w:val="ne_NP" w:bidi="ne_NP"/>
-          </w:rPr>
-          <w:rPr>
-            <w:color w:val="0000EE"/>
-            <w:u w:val="single"/>
-          </w:rPr>
-          <w:t>उत्पत्ति ३८:१, १२, २०</w:t>
-        </w:r>
-      </w:hyperlink>
+      <w:r>
+        <w:rPr>
+          <w:lang w:val="ne_NP" w:bidi="ne_NP"/>
+        </w:rPr>
+        <w:t>उत्पत्ति ३८:१, १२, २०</w:t>
+      </w:r>
       <w:r>
         <w:rPr>
           <w:lang w:val="ne_NP" w:bidi="ne_NP"/>
@@ -1019,72 +893,48 @@
         </w:rPr>
         <w:t>अदुल्लाम यहूदाको आदिवासी क्षेत्रको तल्लो भूमिहरूमा थियो (</w:t>
       </w:r>
-      <w:hyperlink r:id="rId31">
-        <w:r>
-          <w:rPr>
-            <w:lang w:val="ne_NP" w:bidi="ne_NP"/>
-          </w:rPr>
-          <w:rPr>
-            <w:color w:val="0000EE"/>
-            <w:u w:val="single"/>
-          </w:rPr>
-          <w:t>यहोशू १५:३५</w:t>
-        </w:r>
-      </w:hyperlink>
+      <w:r>
+        <w:rPr>
+          <w:lang w:val="ne_NP" w:bidi="ne_NP"/>
+        </w:rPr>
+        <w:t>यहोशू १५:३५</w:t>
+      </w:r>
       <w:r>
         <w:rPr>
           <w:lang w:val="ne_NP" w:bidi="ne_NP"/>
         </w:rPr>
         <w:t>)। यहोशूले यसलाई ३१ अन्य कनानी शाही शहरहरूसँगै जिते (</w:t>
       </w:r>
-      <w:hyperlink r:id="rId32">
-        <w:r>
-          <w:rPr>
-            <w:lang w:val="ne_NP" w:bidi="ne_NP"/>
-          </w:rPr>
-          <w:rPr>
-            <w:color w:val="0000EE"/>
-            <w:u w:val="single"/>
-          </w:rPr>
-          <w:t>यहोशू १२:१५</w:t>
-        </w:r>
-      </w:hyperlink>
+      <w:r>
+        <w:rPr>
+          <w:lang w:val="ne_NP" w:bidi="ne_NP"/>
+        </w:rPr>
+        <w:t>यहोशू १२:१५</w:t>
+      </w:r>
       <w:r>
         <w:rPr>
           <w:lang w:val="ne_NP" w:bidi="ne_NP"/>
         </w:rPr>
         <w:t>)। राजा रहबामले यसलाई १५ वटा अन्य शहरहरूसँगै बलियो बनाए (</w:t>
       </w:r>
-      <w:hyperlink r:id="rId33">
-        <w:r>
-          <w:rPr>
-            <w:lang w:val="ne_NP" w:bidi="ne_NP"/>
-          </w:rPr>
-          <w:rPr>
-            <w:color w:val="0000EE"/>
-            <w:u w:val="single"/>
-          </w:rPr>
-          <w:t>२ इतिहास ११:७</w:t>
-        </w:r>
-      </w:hyperlink>
+      <w:r>
+        <w:rPr>
+          <w:lang w:val="ne_NP" w:bidi="ne_NP"/>
+        </w:rPr>
+        <w:t>२ इतिहास ११:७</w:t>
+      </w:r>
       <w:r>
         <w:rPr>
           <w:lang w:val="ne_NP" w:bidi="ne_NP"/>
         </w:rPr>
         <w:t>)। बेबिलोनको कैदबाट निर्वासितहरू फर्केपछि, यहूदाका मानिसहरू फेरि अदुल्लाममा बसोबास गर्न थाले (</w:t>
       </w:r>
-      <w:hyperlink r:id="rId34">
-        <w:r>
-          <w:rPr>
-            <w:lang w:val="ne_NP" w:bidi="ne_NP"/>
-          </w:rPr>
-          <w:rPr>
-            <w:color w:val="0000EE"/>
-            <w:u w:val="single"/>
-          </w:rPr>
-          <w:t>नेहेम्याह ११:३०</w:t>
-        </w:r>
-      </w:hyperlink>
+      <w:r>
+        <w:rPr>
+          <w:lang w:val="ne_NP" w:bidi="ne_NP"/>
+        </w:rPr>
+        <w:t>नेहेम्याह ११:३०</w:t>
+      </w:r>
       <w:r>
         <w:rPr>
           <w:lang w:val="ne_NP" w:bidi="ne_NP"/>
@@ -1105,126 +955,84 @@
         </w:rPr>
         <w:t>दाऊदको जीवनमा अदुल्लाम नजिकैको गुफा धेरै पटक महत्त्वपूर्ण थियो। राजा शाऊलबाट भाग्दा उनी त्यसमा लुकेका थिए (</w:t>
       </w:r>
-      <w:hyperlink r:id="rId35">
-        <w:r>
-          <w:rPr>
-            <w:lang w:val="ne_NP" w:bidi="ne_NP"/>
-          </w:rPr>
-          <w:rPr>
-            <w:color w:val="0000EE"/>
-            <w:u w:val="single"/>
-          </w:rPr>
-          <w:t>१ शमूएल २२:१</w:t>
-        </w:r>
-      </w:hyperlink>
+      <w:r>
+        <w:rPr>
+          <w:lang w:val="ne_NP" w:bidi="ne_NP"/>
+        </w:rPr>
+        <w:t>१ शमूएल २२:१</w:t>
+      </w:r>
       <w:r>
         <w:rPr>
           <w:lang w:val="ne_NP" w:bidi="ne_NP"/>
         </w:rPr>
         <w:t>)। उनले पलिश्तीहरू विरुद्धको युद्धमा पनि यसलाई आधारको रूपमा प्रयोग गरे (</w:t>
       </w:r>
-      <w:hyperlink r:id="rId36">
-        <w:r>
-          <w:rPr>
-            <w:lang w:val="ne_NP" w:bidi="ne_NP"/>
-          </w:rPr>
-          <w:rPr>
-            <w:color w:val="0000EE"/>
-            <w:u w:val="single"/>
-          </w:rPr>
-          <w:t>२ शमूएल २३:१३</w:t>
-        </w:r>
-      </w:hyperlink>
+      <w:r>
+        <w:rPr>
+          <w:lang w:val="ne_NP" w:bidi="ne_NP"/>
+        </w:rPr>
+        <w:t>२ शमूएल २३:१३</w:t>
+      </w:r>
       <w:r>
         <w:rPr>
           <w:lang w:val="ne_NP" w:bidi="ne_NP"/>
         </w:rPr>
         <w:t>–</w:t>
       </w:r>
-      <w:hyperlink r:id="rId36">
-        <w:r>
-          <w:rPr>
-            <w:lang w:val="ne_NP" w:bidi="ne_NP"/>
-          </w:rPr>
-          <w:rPr>
-            <w:color w:val="0000EE"/>
-            <w:u w:val="single"/>
-          </w:rPr>
-          <w:t>१७</w:t>
-        </w:r>
-      </w:hyperlink>
+      <w:r>
+        <w:rPr>
+          <w:lang w:val="ne_NP" w:bidi="ne_NP"/>
+        </w:rPr>
+        <w:t>१७</w:t>
+      </w:r>
       <w:r>
         <w:rPr>
           <w:lang w:val="ne_NP" w:bidi="ne_NP"/>
         </w:rPr>
         <w:t xml:space="preserve">; </w:t>
       </w:r>
-      <w:hyperlink r:id="rId37">
-        <w:r>
-          <w:rPr>
-            <w:lang w:val="ne_NP" w:bidi="ne_NP"/>
-          </w:rPr>
-          <w:rPr>
-            <w:color w:val="0000EE"/>
-            <w:u w:val="single"/>
-          </w:rPr>
-          <w:t>१ इतिहास ११:१५</w:t>
-        </w:r>
-      </w:hyperlink>
+      <w:r>
+        <w:rPr>
+          <w:lang w:val="ne_NP" w:bidi="ne_NP"/>
+        </w:rPr>
+        <w:t>१ इतिहास ११:१५</w:t>
+      </w:r>
       <w:r>
         <w:rPr>
           <w:lang w:val="ne_NP" w:bidi="ne_NP"/>
         </w:rPr>
         <w:t>–</w:t>
       </w:r>
-      <w:hyperlink r:id="rId37">
-        <w:r>
-          <w:rPr>
-            <w:lang w:val="ne_NP" w:bidi="ne_NP"/>
-          </w:rPr>
-          <w:rPr>
-            <w:color w:val="0000EE"/>
-            <w:u w:val="single"/>
-          </w:rPr>
-          <w:t>१९</w:t>
-        </w:r>
-      </w:hyperlink>
+      <w:r>
+        <w:rPr>
+          <w:lang w:val="ne_NP" w:bidi="ne_NP"/>
+        </w:rPr>
+        <w:t>१९</w:t>
+      </w:r>
       <w:r>
         <w:rPr>
           <w:lang w:val="ne_NP" w:bidi="ne_NP"/>
         </w:rPr>
         <w:t xml:space="preserve">)। दाऊदले अदुल्लामको गुफामा हुँदा </w:t>
       </w:r>
-      <w:hyperlink r:id="rId38">
-        <w:r>
-          <w:rPr>
-            <w:lang w:val="ne_NP" w:bidi="ne_NP"/>
-          </w:rPr>
-          <w:rPr>
-            <w:color w:val="0000EE"/>
-            <w:u w:val="single"/>
-          </w:rPr>
-          <w:t>भजन ५७</w:t>
-        </w:r>
-      </w:hyperlink>
+      <w:r>
+        <w:rPr>
+          <w:lang w:val="ne_NP" w:bidi="ne_NP"/>
+        </w:rPr>
+        <w:t>भजन ५७</w:t>
+      </w:r>
       <w:r>
         <w:rPr>
           <w:lang w:val="ne_NP" w:bidi="ne_NP"/>
         </w:rPr>
         <w:t xml:space="preserve"> र </w:t>
       </w:r>
-      <w:hyperlink r:id="rId39">
-        <w:r>
-          <w:rPr>
-            <w:lang w:val="ne_NP" w:bidi="ne_NP"/>
-          </w:rPr>
-          <w:rPr>
-            <w:color w:val="0000EE"/>
-            <w:u w:val="single"/>
-          </w:rPr>
-          <w:t>१४२</w:t>
-        </w:r>
-      </w:hyperlink>
+      <w:r>
+        <w:rPr>
+          <w:lang w:val="ne_NP" w:bidi="ne_NP"/>
+        </w:rPr>
+        <w:t>१४२</w:t>
+      </w:r>
       <w:r>
         <w:rPr>
           <w:lang w:val="ne_NP" w:bidi="ne_NP"/>
@@ -1279,36 +1087,24 @@
         </w:rPr>
         <w:t>योक्तानका धेरै छोराहरू वा सन्तानहरू मध्ये एक, र यसरी शेमको वंशज (</w:t>
       </w:r>
-      <w:hyperlink r:id="rId40">
-        <w:r>
-          <w:rPr>
-            <w:lang w:val="ne_NP" w:bidi="ne_NP"/>
-          </w:rPr>
-          <w:rPr>
-            <w:color w:val="0000EE"/>
-            <w:u w:val="single"/>
-          </w:rPr>
-          <w:t>उत्पत्ति १०:२८</w:t>
-        </w:r>
-      </w:hyperlink>
+      <w:r>
+        <w:rPr>
+          <w:lang w:val="ne_NP" w:bidi="ne_NP"/>
+        </w:rPr>
+        <w:t>उत्पत्ति १०:२८</w:t>
+      </w:r>
       <w:r>
         <w:rPr>
           <w:lang w:val="ne_NP" w:bidi="ne_NP"/>
         </w:rPr>
         <w:t xml:space="preserve">; </w:t>
       </w:r>
-      <w:hyperlink r:id="rId41">
-        <w:r>
-          <w:rPr>
-            <w:lang w:val="ne_NP" w:bidi="ne_NP"/>
-          </w:rPr>
-          <w:rPr>
-            <w:color w:val="0000EE"/>
-            <w:u w:val="single"/>
-          </w:rPr>
-          <w:t>१ इतिहास १:२२</w:t>
-        </w:r>
-      </w:hyperlink>
+      <w:r>
+        <w:rPr>
+          <w:lang w:val="ne_NP" w:bidi="ne_NP"/>
+        </w:rPr>
+        <w:t>१ इतिहास १:२२</w:t>
+      </w:r>
       <w:r>
         <w:rPr>
           <w:lang w:val="ne_NP" w:bidi="ne_NP"/>
@@ -1397,36 +1193,24 @@
         </w:rPr>
         <w:t>को राजा थिए। गरार गाजाको नजिकको शहर थियो। अब्राहामले आफ्नो ज्यानको डरले आफ्नी पत्नी सारालाई आफ्नी बहिनी भने (</w:t>
       </w:r>
-      <w:hyperlink r:id="rId42">
-        <w:r>
-          <w:rPr>
-            <w:lang w:val="ne_NP" w:bidi="ne_NP"/>
-          </w:rPr>
-          <w:rPr>
-            <w:color w:val="0000EE"/>
-            <w:u w:val="single"/>
-          </w:rPr>
-          <w:t>उत्पत्ति २०:१</w:t>
-        </w:r>
-      </w:hyperlink>
+      <w:r>
+        <w:rPr>
+          <w:lang w:val="ne_NP" w:bidi="ne_NP"/>
+        </w:rPr>
+        <w:t>उत्पत्ति २०:१</w:t>
+      </w:r>
       <w:r>
         <w:rPr>
           <w:lang w:val="ne_NP" w:bidi="ne_NP"/>
         </w:rPr>
         <w:t>–</w:t>
       </w:r>
-      <w:hyperlink r:id="rId42">
-        <w:r>
-          <w:rPr>
-            <w:lang w:val="ne_NP" w:bidi="ne_NP"/>
-          </w:rPr>
-          <w:rPr>
-            <w:color w:val="0000EE"/>
-            <w:u w:val="single"/>
-          </w:rPr>
-          <w:t>१८</w:t>
-        </w:r>
-      </w:hyperlink>
+      <w:r>
+        <w:rPr>
+          <w:lang w:val="ne_NP" w:bidi="ne_NP"/>
+        </w:rPr>
+        <w:t>१८</w:t>
+      </w:r>
       <w:r>
         <w:rPr>
           <w:lang w:val="ne_NP" w:bidi="ne_NP"/>
@@ -1445,36 +1229,24 @@
         </w:rPr>
         <w:t>मा यस्तो गरेका थिए (</w:t>
       </w:r>
-      <w:hyperlink r:id="rId43">
-        <w:r>
-          <w:rPr>
-            <w:lang w:val="ne_NP" w:bidi="ne_NP"/>
-          </w:rPr>
-          <w:rPr>
-            <w:color w:val="0000EE"/>
-            <w:u w:val="single"/>
-          </w:rPr>
-          <w:t>उत्पत्ति १२:१०</w:t>
-        </w:r>
-      </w:hyperlink>
+      <w:r>
+        <w:rPr>
+          <w:lang w:val="ne_NP" w:bidi="ne_NP"/>
+        </w:rPr>
+        <w:t>उत्पत्ति १२:१०</w:t>
+      </w:r>
       <w:r>
         <w:rPr>
           <w:lang w:val="ne_NP" w:bidi="ne_NP"/>
         </w:rPr>
         <w:t>–</w:t>
       </w:r>
-      <w:hyperlink r:id="rId43">
-        <w:r>
-          <w:rPr>
-            <w:lang w:val="ne_NP" w:bidi="ne_NP"/>
-          </w:rPr>
-          <w:rPr>
-            <w:color w:val="0000EE"/>
-            <w:u w:val="single"/>
-          </w:rPr>
-          <w:t>२०</w:t>
-        </w:r>
-      </w:hyperlink>
+      <w:r>
+        <w:rPr>
+          <w:lang w:val="ne_NP" w:bidi="ne_NP"/>
+        </w:rPr>
+        <w:t>२०</w:t>
+      </w:r>
       <w:r>
         <w:rPr>
           <w:lang w:val="ne_NP" w:bidi="ne_NP"/>
@@ -1505,36 +1277,24 @@
         </w:rPr>
         <w:t>मरुभूमिमा पानीको अधिकार स्पष्ट पार्न सन्धि गरे (</w:t>
       </w:r>
-      <w:hyperlink r:id="rId44">
-        <w:r>
-          <w:rPr>
-            <w:lang w:val="ne_NP" w:bidi="ne_NP"/>
-          </w:rPr>
-          <w:rPr>
-            <w:color w:val="0000EE"/>
-            <w:u w:val="single"/>
-          </w:rPr>
-          <w:t>उत्पत्ति २१:२२</w:t>
-        </w:r>
-      </w:hyperlink>
+      <w:r>
+        <w:rPr>
+          <w:lang w:val="ne_NP" w:bidi="ne_NP"/>
+        </w:rPr>
+        <w:t>उत्पत्ति २१:२२</w:t>
+      </w:r>
       <w:r>
         <w:rPr>
           <w:lang w:val="ne_NP" w:bidi="ne_NP"/>
         </w:rPr>
         <w:t>–</w:t>
       </w:r>
-      <w:hyperlink r:id="rId44">
-        <w:r>
-          <w:rPr>
-            <w:lang w:val="ne_NP" w:bidi="ne_NP"/>
-          </w:rPr>
-          <w:rPr>
-            <w:color w:val="0000EE"/>
-            <w:u w:val="single"/>
-          </w:rPr>
-          <w:t>३४</w:t>
-        </w:r>
-      </w:hyperlink>
+      <w:r>
+        <w:rPr>
+          <w:lang w:val="ne_NP" w:bidi="ne_NP"/>
+        </w:rPr>
+        <w:t>३४</w:t>
+      </w:r>
       <w:r>
         <w:rPr>
           <w:lang w:val="ne_NP" w:bidi="ne_NP"/>
@@ -1583,36 +1343,24 @@
         </w:rPr>
         <w:t>लाई सुरक्षा दिए कि जो कोहीले उनलाई वा इसहाकलाई छोयो भने मृत्युदण्ड दिइनेछ (</w:t>
       </w:r>
-      <w:hyperlink r:id="rId45">
-        <w:r>
-          <w:rPr>
-            <w:lang w:val="ne_NP" w:bidi="ne_NP"/>
-          </w:rPr>
-          <w:rPr>
-            <w:color w:val="0000EE"/>
-            <w:u w:val="single"/>
-          </w:rPr>
-          <w:t>उत्पत्ति २६:१</w:t>
-        </w:r>
-      </w:hyperlink>
+      <w:r>
+        <w:rPr>
+          <w:lang w:val="ne_NP" w:bidi="ne_NP"/>
+        </w:rPr>
+        <w:t>उत्पत्ति २६:१</w:t>
+      </w:r>
       <w:r>
         <w:rPr>
           <w:lang w:val="ne_NP" w:bidi="ne_NP"/>
         </w:rPr>
         <w:t>–</w:t>
       </w:r>
-      <w:hyperlink r:id="rId45">
-        <w:r>
-          <w:rPr>
-            <w:lang w:val="ne_NP" w:bidi="ne_NP"/>
-          </w:rPr>
-          <w:rPr>
-            <w:color w:val="0000EE"/>
-            <w:u w:val="single"/>
-          </w:rPr>
-          <w:t>११</w:t>
-        </w:r>
-      </w:hyperlink>
+      <w:r>
+        <w:rPr>
+          <w:lang w:val="ne_NP" w:bidi="ne_NP"/>
+        </w:rPr>
+        <w:t>११</w:t>
+      </w:r>
       <w:r>
         <w:rPr>
           <w:lang w:val="ne_NP" w:bidi="ne_NP"/>
@@ -1631,72 +1379,48 @@
         </w:rPr>
         <w:t xml:space="preserve"> क्षेत्र छोड्न आग्रह गरे (</w:t>
       </w:r>
-      <w:hyperlink r:id="rId46">
-        <w:r>
-          <w:rPr>
-            <w:lang w:val="ne_NP" w:bidi="ne_NP"/>
-          </w:rPr>
-          <w:rPr>
-            <w:color w:val="0000EE"/>
-            <w:u w:val="single"/>
-          </w:rPr>
-          <w:t>उत्पत्ति २६:१२</w:t>
-        </w:r>
-      </w:hyperlink>
+      <w:r>
+        <w:rPr>
+          <w:lang w:val="ne_NP" w:bidi="ne_NP"/>
+        </w:rPr>
+        <w:t>उत्पत्ति २६:१२</w:t>
+      </w:r>
       <w:r>
         <w:rPr>
           <w:lang w:val="ne_NP" w:bidi="ne_NP"/>
         </w:rPr>
         <w:t>–</w:t>
       </w:r>
-      <w:hyperlink r:id="rId46">
-        <w:r>
-          <w:rPr>
-            <w:lang w:val="ne_NP" w:bidi="ne_NP"/>
-          </w:rPr>
-          <w:rPr>
-            <w:color w:val="0000EE"/>
-            <w:u w:val="single"/>
-          </w:rPr>
-          <w:t>२२</w:t>
-        </w:r>
-      </w:hyperlink>
+      <w:r>
+        <w:rPr>
+          <w:lang w:val="ne_NP" w:bidi="ne_NP"/>
+        </w:rPr>
+        <w:t>२२</w:t>
+      </w:r>
       <w:r>
         <w:rPr>
           <w:lang w:val="ne_NP" w:bidi="ne_NP"/>
         </w:rPr>
         <w:t>)। अन्ततः उनीहरूले बेर्शेबामा शान्ति सन्धि गरे, जुन अब्राहाम र पहिलेको अबीमेलेकबीच भएको सन्धिलाई पुनः नयाँ बनाए (</w:t>
       </w:r>
-      <w:hyperlink r:id="rId47">
-        <w:r>
-          <w:rPr>
-            <w:lang w:val="ne_NP" w:bidi="ne_NP"/>
-          </w:rPr>
-          <w:rPr>
-            <w:color w:val="0000EE"/>
-            <w:u w:val="single"/>
-          </w:rPr>
-          <w:t>उत्पत्ति २६:२६</w:t>
-        </w:r>
-      </w:hyperlink>
+      <w:r>
+        <w:rPr>
+          <w:lang w:val="ne_NP" w:bidi="ne_NP"/>
+        </w:rPr>
+        <w:t>उत्पत्ति २६:२६</w:t>
+      </w:r>
       <w:r>
         <w:rPr>
           <w:lang w:val="ne_NP" w:bidi="ne_NP"/>
         </w:rPr>
         <w:t>–</w:t>
       </w:r>
-      <w:hyperlink r:id="rId47">
-        <w:r>
-          <w:rPr>
-            <w:lang w:val="ne_NP" w:bidi="ne_NP"/>
-          </w:rPr>
-          <w:rPr>
-            <w:color w:val="0000EE"/>
-            <w:u w:val="single"/>
-          </w:rPr>
-          <w:t>३३</w:t>
-        </w:r>
-      </w:hyperlink>
+      <w:r>
+        <w:rPr>
+          <w:lang w:val="ne_NP" w:bidi="ne_NP"/>
+        </w:rPr>
+        <w:t>३३</w:t>
+      </w:r>
       <w:r>
         <w:rPr>
           <w:lang w:val="ne_NP" w:bidi="ne_NP"/>
@@ -1733,18 +1457,12 @@
         </w:rPr>
         <w:t>मा एक उपपत्नीबाट जन्मिएको थियो (न्यायकर्ता</w:t>
       </w:r>
-      <w:hyperlink r:id="rId48">
-        <w:r>
-          <w:rPr>
-            <w:lang w:val="ne_NP" w:bidi="ne_NP"/>
-          </w:rPr>
-          <w:rPr>
-            <w:color w:val="0000EE"/>
-            <w:u w:val="single"/>
-          </w:rPr>
-          <w:t xml:space="preserve"> ८:३१</w:t>
-        </w:r>
-      </w:hyperlink>
+      <w:r>
+        <w:rPr>
+          <w:lang w:val="ne_NP" w:bidi="ne_NP"/>
+        </w:rPr>
+        <w:t xml:space="preserve"> ८:३१</w:t>
+      </w:r>
       <w:r>
         <w:rPr>
           <w:lang w:val="ne_NP" w:bidi="ne_NP"/>
@@ -1763,36 +1481,24 @@
         </w:rPr>
         <w:t xml:space="preserve"> मात्र भाग्न सफल भयो (न्यायकर्ता</w:t>
       </w:r>
-      <w:hyperlink r:id="rId49">
-        <w:r>
-          <w:rPr>
-            <w:lang w:val="ne_NP" w:bidi="ne_NP"/>
-          </w:rPr>
-          <w:rPr>
-            <w:color w:val="0000EE"/>
-            <w:u w:val="single"/>
-          </w:rPr>
-          <w:t xml:space="preserve"> ९:१–५</w:t>
-        </w:r>
-      </w:hyperlink>
+      <w:r>
+        <w:rPr>
+          <w:lang w:val="ne_NP" w:bidi="ne_NP"/>
+        </w:rPr>
+        <w:t xml:space="preserve"> ९:१–५</w:t>
+      </w:r>
       <w:r>
         <w:rPr>
           <w:lang w:val="ne_NP" w:bidi="ne_NP"/>
         </w:rPr>
         <w:t>)। शासकको रूपमा आफ्नो तेस्रो वर्षमा, उनले कठोर रूपमा एक विद्रोहलाई दबाए (न्यायकर्ता</w:t>
       </w:r>
-      <w:hyperlink r:id="rId50">
-        <w:r>
-          <w:rPr>
-            <w:lang w:val="ne_NP" w:bidi="ne_NP"/>
-          </w:rPr>
-          <w:rPr>
-            <w:color w:val="0000EE"/>
-            <w:u w:val="single"/>
-          </w:rPr>
-          <w:t xml:space="preserve"> ९:२२–४९</w:t>
-        </w:r>
-      </w:hyperlink>
+      <w:r>
+        <w:rPr>
+          <w:lang w:val="ne_NP" w:bidi="ne_NP"/>
+        </w:rPr>
+        <w:t xml:space="preserve"> ९:२२–४९</w:t>
+      </w:r>
       <w:r>
         <w:rPr>
           <w:lang w:val="ne_NP" w:bidi="ne_NP"/>
@@ -1811,18 +1517,12 @@
         </w:rPr>
         <w:t>खसाल्दा मारिए। अबीमेलेकले आफ्नो हतियार बोक्ने व्यक्तिलाई उनलाई तरवारले मार्न भने ताकि कसैले भन्न नसकोस् कि उनी एक महिलाद्वारा मारिएका थिए (न्यायकर्ता</w:t>
       </w:r>
-      <w:hyperlink r:id="rId51">
-        <w:r>
-          <w:rPr>
-            <w:lang w:val="ne_NP" w:bidi="ne_NP"/>
-          </w:rPr>
-          <w:rPr>
-            <w:color w:val="0000EE"/>
-            <w:u w:val="single"/>
-          </w:rPr>
-          <w:t xml:space="preserve"> ९:५३–५७</w:t>
-        </w:r>
-      </w:hyperlink>
+      <w:r>
+        <w:rPr>
+          <w:lang w:val="ne_NP" w:bidi="ne_NP"/>
+        </w:rPr>
+        <w:t xml:space="preserve"> ९:५३–५७</w:t>
+      </w:r>
       <w:r>
         <w:rPr>
           <w:lang w:val="ne_NP" w:bidi="ne_NP"/>
@@ -1865,36 +1565,24 @@
         </w:rPr>
         <w:t xml:space="preserve"> (</w:t>
       </w:r>
-      <w:hyperlink r:id="rId52">
-        <w:r>
-          <w:rPr>
-            <w:lang w:val="ne_NP" w:bidi="ne_NP"/>
-          </w:rPr>
-          <w:rPr>
-            <w:color w:val="0000EE"/>
-            <w:u w:val="single"/>
-          </w:rPr>
-          <w:t>१ शमूएल २१:१०</w:t>
-        </w:r>
-      </w:hyperlink>
+      <w:r>
+        <w:rPr>
+          <w:lang w:val="ne_NP" w:bidi="ne_NP"/>
+        </w:rPr>
+        <w:t>१ शमूएल २१:१०</w:t>
+      </w:r>
       <w:r>
         <w:rPr>
           <w:lang w:val="ne_NP" w:bidi="ne_NP"/>
         </w:rPr>
         <w:t>–</w:t>
       </w:r>
-      <w:hyperlink r:id="rId52">
-        <w:r>
-          <w:rPr>
-            <w:lang w:val="ne_NP" w:bidi="ne_NP"/>
-          </w:rPr>
-          <w:rPr>
-            <w:color w:val="0000EE"/>
-            <w:u w:val="single"/>
-          </w:rPr>
-          <w:t>१५</w:t>
-        </w:r>
-      </w:hyperlink>
+      <w:r>
+        <w:rPr>
+          <w:lang w:val="ne_NP" w:bidi="ne_NP"/>
+        </w:rPr>
+        <w:t>१५</w:t>
+      </w:r>
       <w:r>
         <w:rPr>
           <w:lang w:val="ne_NP" w:bidi="ne_NP"/>
@@ -1931,18 +1619,12 @@
         </w:rPr>
         <w:t>सँग सेवा गरे (</w:t>
       </w:r>
-      <w:hyperlink r:id="rId53">
-        <w:r>
-          <w:rPr>
-            <w:lang w:val="ne_NP" w:bidi="ne_NP"/>
-          </w:rPr>
-          <w:rPr>
-            <w:color w:val="0000EE"/>
-            <w:u w:val="single"/>
-          </w:rPr>
-          <w:t>१ इतिहास १८:१६</w:t>
-        </w:r>
-      </w:hyperlink>
+      <w:r>
+        <w:rPr>
+          <w:lang w:val="ne_NP" w:bidi="ne_NP"/>
+        </w:rPr>
+        <w:t>१ इतिहास १८:१६</w:t>
+      </w:r>
       <w:r>
         <w:rPr>
           <w:lang w:val="ne_NP" w:bidi="ne_NP"/>
@@ -1997,18 +1679,12 @@
         </w:rPr>
         <w:t>आतादको लागि एक वैकल्पिक नाम, जहाँ याकूबका छोराहरूले हेब्रोन बाटोमा आफ्नो अन्त्येष्टिमा रोके। हाबिल-मिद्रइम कनान मा एक ठाउँ थियो (</w:t>
       </w:r>
-      <w:hyperlink r:id="rId54">
-        <w:r>
-          <w:rPr>
-            <w:lang w:val="ne_NP" w:bidi="ne_NP"/>
-          </w:rPr>
-          <w:rPr>
-            <w:color w:val="0000EE"/>
-            <w:u w:val="single"/>
-          </w:rPr>
-          <w:t>उत्पत्ति ५०:११</w:t>
-        </w:r>
-      </w:hyperlink>
+      <w:r>
+        <w:rPr>
+          <w:lang w:val="ne_NP" w:bidi="ne_NP"/>
+        </w:rPr>
+        <w:t>उत्पत्ति ५०:११</w:t>
+      </w:r>
       <w:r>
         <w:rPr>
           <w:lang w:val="ne_NP" w:bidi="ne_NP"/>
@@ -2107,18 +1783,12 @@
         </w:rPr>
         <w:t>कुलपति अब्राहामको मूल नाम (</w:t>
       </w:r>
-      <w:hyperlink r:id="rId55">
-        <w:r>
-          <w:rPr>
-            <w:lang w:val="ne_NP" w:bidi="ne_NP"/>
-          </w:rPr>
-          <w:rPr>
-            <w:color w:val="0000EE"/>
-            <w:u w:val="single"/>
-          </w:rPr>
-          <w:t>उत्पत्ति ११:२६</w:t>
-        </w:r>
-      </w:hyperlink>
+      <w:r>
+        <w:rPr>
+          <w:lang w:val="ne_NP" w:bidi="ne_NP"/>
+        </w:rPr>
+        <w:t>उत्पत्ति ११:२६</w:t>
+      </w:r>
       <w:r>
         <w:rPr>
           <w:lang w:val="ne_NP" w:bidi="ne_NP"/>
@@ -2220,72 +1890,48 @@
         </w:rPr>
         <w:t>अब्राहामलाई पहिले अब्राम भनिएको थियो, जसको अर्थ "पिता उच्च हुनुहुन्छ" हो। जब अब्रामका आमाबाबुले उनलाई नाम दिए, उनीहरूले सम्भवतः चन्द्र देवता वा अर्को मूर्तिपूजक देवताको पूजा गर्थे। परमेश्वरले अब्रामको नाम अब्राहाममा परिवर्तन गर्नुभयो ताकि उनलाई उनको मूर्तिपूजक विगतबाट अलग गर्न सकियोस् (</w:t>
       </w:r>
-      <w:hyperlink r:id="rId56">
-        <w:r>
-          <w:rPr>
-            <w:lang w:val="ne_NP" w:bidi="ne_NP"/>
-          </w:rPr>
-          <w:rPr>
-            <w:color w:val="0000EE"/>
-            <w:u w:val="single"/>
-          </w:rPr>
-          <w:t>उत्पत्ति १७:५</w:t>
-        </w:r>
-      </w:hyperlink>
+      <w:r>
+        <w:rPr>
+          <w:lang w:val="ne_NP" w:bidi="ne_NP"/>
+        </w:rPr>
+        <w:t>उत्पत्ति १७:५</w:t>
+      </w:r>
       <w:r>
         <w:rPr>
           <w:lang w:val="ne_NP" w:bidi="ne_NP"/>
         </w:rPr>
         <w:t>)। नयाँ नाम "अब्राहाम" को अर्थ "जातीहरुको पिता" हुन्छ। यसले परमेश्वरको प्रतिज्ञा देखाउँछ कि अब्राहामका धेरै सन्तान हुनेछन्। यो विश्वासको परीक्षा थियो किनभने अब्राहाम ९९ वर्षका थिए, र उनकी पत्नी सारा ९० वर्षकी थिइन् र उनीहरूको कुनै सन्तान थिएन (</w:t>
       </w:r>
-      <w:hyperlink r:id="rId57">
-        <w:r>
-          <w:rPr>
-            <w:lang w:val="ne_NP" w:bidi="ne_NP"/>
-          </w:rPr>
-          <w:rPr>
-            <w:color w:val="0000EE"/>
-            <w:u w:val="single"/>
-          </w:rPr>
-          <w:t>उत्पत्ति ११:३०</w:t>
-        </w:r>
-      </w:hyperlink>
+      <w:r>
+        <w:rPr>
+          <w:lang w:val="ne_NP" w:bidi="ne_NP"/>
+        </w:rPr>
+        <w:t>उत्पत्ति ११:३०</w:t>
+      </w:r>
       <w:r>
         <w:rPr>
           <w:lang w:val="ne_NP" w:bidi="ne_NP"/>
         </w:rPr>
         <w:t xml:space="preserve">; </w:t>
       </w:r>
-      <w:hyperlink r:id="rId58">
-        <w:r>
-          <w:rPr>
-            <w:lang w:val="ne_NP" w:bidi="ne_NP"/>
-          </w:rPr>
-          <w:rPr>
-            <w:color w:val="0000EE"/>
-            <w:u w:val="single"/>
-          </w:rPr>
-          <w:t>१७:१–४</w:t>
-        </w:r>
-      </w:hyperlink>
+      <w:r>
+        <w:rPr>
+          <w:lang w:val="ne_NP" w:bidi="ne_NP"/>
+        </w:rPr>
+        <w:t>१७:१–४</w:t>
+      </w:r>
       <w:r>
         <w:rPr>
           <w:lang w:val="ne_NP" w:bidi="ne_NP"/>
         </w:rPr>
         <w:t xml:space="preserve">, </w:t>
       </w:r>
-      <w:hyperlink r:id="rId59">
-        <w:r>
-          <w:rPr>
-            <w:lang w:val="ne_NP" w:bidi="ne_NP"/>
-          </w:rPr>
-          <w:rPr>
-            <w:color w:val="0000EE"/>
-            <w:u w:val="single"/>
-          </w:rPr>
-          <w:t>१७</w:t>
-        </w:r>
-      </w:hyperlink>
+      <w:r>
+        <w:rPr>
+          <w:lang w:val="ne_NP" w:bidi="ne_NP"/>
+        </w:rPr>
+        <w:t>१७</w:t>
+      </w:r>
       <w:r>
         <w:rPr>
           <w:lang w:val="ne_NP" w:bidi="ne_NP"/>
@@ -2317,54 +1963,36 @@
         </w:rPr>
         <w:t xml:space="preserve">अब्राहामको कथा </w:t>
       </w:r>
-      <w:hyperlink r:id="rId60">
-        <w:r>
-          <w:rPr>
-            <w:lang w:val="ne_NP" w:bidi="ne_NP"/>
-          </w:rPr>
-          <w:rPr>
-            <w:color w:val="0000EE"/>
-            <w:u w:val="single"/>
-          </w:rPr>
-          <w:t>उत्पत्ति ११</w:t>
-        </w:r>
-      </w:hyperlink>
+      <w:r>
+        <w:rPr>
+          <w:lang w:val="ne_NP" w:bidi="ne_NP"/>
+        </w:rPr>
+        <w:t>उत्पत्ति ११</w:t>
+      </w:r>
       <w:r>
         <w:rPr>
           <w:lang w:val="ne_NP" w:bidi="ne_NP"/>
         </w:rPr>
         <w:t xml:space="preserve"> मा सुरु हुन्छ, जहाँ हामी उनको परिवारको बारेमा जान्न सक्छौँ (</w:t>
       </w:r>
-      <w:hyperlink r:id="rId61">
-        <w:r>
-          <w:rPr>
-            <w:lang w:val="ne_NP" w:bidi="ne_NP"/>
-          </w:rPr>
-          <w:rPr>
-            <w:color w:val="0000EE"/>
-            <w:u w:val="single"/>
-          </w:rPr>
-          <w:t>उत्पत्ति ११:२६</w:t>
-        </w:r>
-      </w:hyperlink>
+      <w:r>
+        <w:rPr>
+          <w:lang w:val="ne_NP" w:bidi="ne_NP"/>
+        </w:rPr>
+        <w:t>उत्पत्ति ११:२६</w:t>
+      </w:r>
       <w:r>
         <w:rPr>
           <w:lang w:val="ne_NP" w:bidi="ne_NP"/>
         </w:rPr>
         <w:t>–</w:t>
       </w:r>
-      <w:hyperlink r:id="rId61">
-        <w:r>
-          <w:rPr>
-            <w:lang w:val="ne_NP" w:bidi="ne_NP"/>
-          </w:rPr>
-          <w:rPr>
-            <w:color w:val="0000EE"/>
-            <w:u w:val="single"/>
-          </w:rPr>
-          <w:t>३२</w:t>
-        </w:r>
-      </w:hyperlink>
+      <w:r>
+        <w:rPr>
+          <w:lang w:val="ne_NP" w:bidi="ne_NP"/>
+        </w:rPr>
+        <w:t>३२</w:t>
+      </w:r>
       <w:r>
         <w:rPr>
           <w:lang w:val="ne_NP" w:bidi="ne_NP"/>
@@ -2453,54 +2081,36 @@
         </w:rPr>
         <w:t>हारान, लोतका पिता, परिवारलाई ऊर छोड्नु अघि नै मरे। त्यसपछि तेरहले लोत, अब्राम, र अब्रामकी पत्नी साराईलाई ऊरबाट लिएर कनाान जानुपर्ने थियो, तर उनीहरू हारानमा नै बसे (</w:t>
       </w:r>
-      <w:hyperlink r:id="rId62">
-        <w:r>
-          <w:rPr>
-            <w:lang w:val="ne_NP" w:bidi="ne_NP"/>
-          </w:rPr>
-          <w:rPr>
-            <w:color w:val="0000EE"/>
-            <w:u w:val="single"/>
-          </w:rPr>
-          <w:t>उत्पत्ति ११:३१</w:t>
-        </w:r>
-      </w:hyperlink>
+      <w:r>
+        <w:rPr>
+          <w:lang w:val="ne_NP" w:bidi="ne_NP"/>
+        </w:rPr>
+        <w:t>उत्पत्ति ११:३१</w:t>
+      </w:r>
       <w:r>
         <w:rPr>
           <w:lang w:val="ne_NP" w:bidi="ne_NP"/>
         </w:rPr>
         <w:t xml:space="preserve">)। </w:t>
       </w:r>
-      <w:hyperlink r:id="rId63">
-        <w:r>
-          <w:rPr>
-            <w:lang w:val="ne_NP" w:bidi="ne_NP"/>
-          </w:rPr>
-          <w:rPr>
-            <w:color w:val="0000EE"/>
-            <w:u w:val="single"/>
-          </w:rPr>
-          <w:t>प्रेरित ७:२</w:t>
-        </w:r>
-      </w:hyperlink>
+      <w:r>
+        <w:rPr>
+          <w:lang w:val="ne_NP" w:bidi="ne_NP"/>
+        </w:rPr>
+        <w:t>प्रेरित ७:२</w:t>
+      </w:r>
       <w:r>
         <w:rPr>
           <w:lang w:val="ne_NP" w:bidi="ne_NP"/>
         </w:rPr>
         <w:t>–</w:t>
       </w:r>
-      <w:hyperlink r:id="rId63">
-        <w:r>
-          <w:rPr>
-            <w:lang w:val="ne_NP" w:bidi="ne_NP"/>
-          </w:rPr>
-          <w:rPr>
-            <w:color w:val="0000EE"/>
-            <w:u w:val="single"/>
-          </w:rPr>
-          <w:t>४</w:t>
-        </w:r>
-      </w:hyperlink>
+      <w:r>
+        <w:rPr>
+          <w:lang w:val="ne_NP" w:bidi="ne_NP"/>
+        </w:rPr>
+        <w:t>४</w:t>
+      </w:r>
       <w:r>
         <w:rPr>
           <w:lang w:val="ne_NP" w:bidi="ne_NP"/>
@@ -2521,18 +2131,12 @@
         </w:rPr>
         <w:t xml:space="preserve">अब्रामको जीवनमा एकदमै महत्त्वपूर्ण कारक तत्व </w:t>
       </w:r>
-      <w:hyperlink r:id="rId57">
-        <w:r>
-          <w:rPr>
-            <w:lang w:val="ne_NP" w:bidi="ne_NP"/>
-          </w:rPr>
-          <w:rPr>
-            <w:color w:val="0000EE"/>
-            <w:u w:val="single"/>
-          </w:rPr>
-          <w:t>उत्पत्ति ११:३०</w:t>
-        </w:r>
-      </w:hyperlink>
+      <w:r>
+        <w:rPr>
+          <w:lang w:val="ne_NP" w:bidi="ne_NP"/>
+        </w:rPr>
+        <w:t>उत्पत्ति ११:३०</w:t>
+      </w:r>
       <w:r>
         <w:rPr>
           <w:lang w:val="ne_NP" w:bidi="ne_NP"/>
@@ -2577,36 +2181,24 @@
         </w:rPr>
         <w:t>” यो एउटा "करार" (विशेष सम्झौता) को आधार थियो, जसमा परमेश्वरले अब्रामलाई त्यो देशमा नयाँ राष्ट्रको संस्थापक बनाउने प्रतिज्ञा गर्नुभयो (</w:t>
       </w:r>
-      <w:hyperlink r:id="rId64">
-        <w:r>
-          <w:rPr>
-            <w:lang w:val="ne_NP" w:bidi="ne_NP"/>
-          </w:rPr>
-          <w:rPr>
-            <w:color w:val="0000EE"/>
-            <w:u w:val="single"/>
-          </w:rPr>
-          <w:t>उत्पत्ति १२:१</w:t>
-        </w:r>
-      </w:hyperlink>
+      <w:r>
+        <w:rPr>
+          <w:lang w:val="ne_NP" w:bidi="ne_NP"/>
+        </w:rPr>
+        <w:t>उत्पत्ति १२:१</w:t>
+      </w:r>
       <w:r>
         <w:rPr>
           <w:lang w:val="ne_NP" w:bidi="ne_NP"/>
         </w:rPr>
         <w:t>–</w:t>
       </w:r>
-      <w:hyperlink r:id="rId64">
-        <w:r>
-          <w:rPr>
-            <w:lang w:val="ne_NP" w:bidi="ne_NP"/>
-          </w:rPr>
-          <w:rPr>
-            <w:color w:val="0000EE"/>
-            <w:u w:val="single"/>
-          </w:rPr>
-          <w:t>३</w:t>
-        </w:r>
-      </w:hyperlink>
+      <w:r>
+        <w:rPr>
+          <w:lang w:val="ne_NP" w:bidi="ne_NP"/>
+        </w:rPr>
+        <w:t>३</w:t>
+      </w:r>
       <w:r>
         <w:rPr>
           <w:lang w:val="ne_NP" w:bidi="ne_NP"/>
@@ -2627,36 +2219,24 @@
         </w:rPr>
         <w:t>अब्रामले परमेश्वरको प्रतिज्ञामा विश्वास गरे र ७४ वर्षको उमेरमा हारान छोडे। उनी कनाानको शकेममा गए, गेरिजिम डाँडा र एबाल डाँडाको बीचमा थियो। त्यहाँ उनले परमेश्वरको लागि एउटा वेदी बनाए (</w:t>
       </w:r>
-      <w:hyperlink r:id="rId65">
-        <w:r>
-          <w:rPr>
-            <w:lang w:val="ne_NP" w:bidi="ne_NP"/>
-          </w:rPr>
-          <w:rPr>
-            <w:color w:val="0000EE"/>
-            <w:u w:val="single"/>
-          </w:rPr>
-          <w:t>उत्पत्ति १२:७</w:t>
-        </w:r>
-      </w:hyperlink>
+      <w:r>
+        <w:rPr>
+          <w:lang w:val="ne_NP" w:bidi="ne_NP"/>
+        </w:rPr>
+        <w:t>उत्पत्ति १२:७</w:t>
+      </w:r>
       <w:r>
         <w:rPr>
           <w:lang w:val="ne_NP" w:bidi="ne_NP"/>
         </w:rPr>
         <w:t>)। त्यसपछि, अब्राम बेथेल नजिकै सरे र परमेश्वरको पूजा गर्न अर्को वेदी बनाए (</w:t>
       </w:r>
-      <w:hyperlink r:id="rId66">
-        <w:r>
-          <w:rPr>
-            <w:lang w:val="ne_NP" w:bidi="ne_NP"/>
-          </w:rPr>
-          <w:rPr>
-            <w:color w:val="0000EE"/>
-            <w:u w:val="single"/>
-          </w:rPr>
-          <w:t>उत्पत्ति १२:८</w:t>
-        </w:r>
-      </w:hyperlink>
+      <w:r>
+        <w:rPr>
+          <w:lang w:val="ne_NP" w:bidi="ne_NP"/>
+        </w:rPr>
+        <w:t>उत्पत्ति १२:८</w:t>
+      </w:r>
       <w:r>
         <w:rPr>
           <w:lang w:val="ne_NP" w:bidi="ne_NP"/>
@@ -2677,36 +2257,24 @@
         </w:rPr>
         <w:t>एउटा दर्शनमा, परमेश्वरले अब्रामलाई धेरै सन्तानको प्रतिज्ञा गर्नुभयो (</w:t>
       </w:r>
-      <w:hyperlink r:id="rId67">
-        <w:r>
-          <w:rPr>
-            <w:lang w:val="ne_NP" w:bidi="ne_NP"/>
-          </w:rPr>
-          <w:rPr>
-            <w:color w:val="0000EE"/>
-            <w:u w:val="single"/>
-          </w:rPr>
-          <w:t>उत्पत्ति १५:१</w:t>
-        </w:r>
-      </w:hyperlink>
+      <w:r>
+        <w:rPr>
+          <w:lang w:val="ne_NP" w:bidi="ne_NP"/>
+        </w:rPr>
+        <w:t>उत्पत्ति १५:१</w:t>
+      </w:r>
       <w:r>
         <w:rPr>
           <w:lang w:val="ne_NP" w:bidi="ne_NP"/>
         </w:rPr>
         <w:t>)। अब्राम अझै सन्तानविहीन थिए र उनी चिन्तित थिए कि उनको नोकर दमस्कसको एलीएजरले सम्पूर्ण सम्पत्ति पाउनेछ (</w:t>
       </w:r>
-      <w:hyperlink r:id="rId68">
-        <w:r>
-          <w:rPr>
-            <w:lang w:val="ne_NP" w:bidi="ne_NP"/>
-          </w:rPr>
-          <w:rPr>
-            <w:color w:val="0000EE"/>
-            <w:u w:val="single"/>
-          </w:rPr>
-          <w:t>उत्पत्ति १५:२</w:t>
-        </w:r>
-      </w:hyperlink>
+      <w:r>
+        <w:rPr>
+          <w:lang w:val="ne_NP" w:bidi="ne_NP"/>
+        </w:rPr>
+        <w:t>उत्पत्ति १५:२</w:t>
+      </w:r>
       <w:r>
         <w:rPr>
           <w:lang w:val="ne_NP" w:bidi="ne_NP"/>
@@ -2753,18 +2321,12 @@
         </w:rPr>
         <w:t>” (</w:t>
       </w:r>
-      <w:hyperlink r:id="rId69">
-        <w:r>
-          <w:rPr>
-            <w:lang w:val="ne_NP" w:bidi="ne_NP"/>
-          </w:rPr>
-          <w:rPr>
-            <w:color w:val="0000EE"/>
-            <w:u w:val="single"/>
-          </w:rPr>
-          <w:t>उत्पत्ति १५:४</w:t>
-        </w:r>
-      </w:hyperlink>
+      <w:r>
+        <w:rPr>
+          <w:lang w:val="ne_NP" w:bidi="ne_NP"/>
+        </w:rPr>
+        <w:t>उत्पत्ति १५:४</w:t>
+      </w:r>
       <w:r>
         <w:rPr>
           <w:lang w:val="ne_NP" w:bidi="ne_NP"/>
@@ -2797,90 +2359,60 @@
         </w:rPr>
         <w:t>जब अब्राम ८६ वर्षका थिए, उनका छोरा इश्माएलको जन्म भयो। अब्राम ९९ वर्षको हुँदा, परमेश्वर फेरि उनीकहाँ देखा पर्नुभयो र उनलाई एउटा छोरा दिने प्रतिज्ञा गर्नुभयो (</w:t>
       </w:r>
-      <w:hyperlink r:id="rId70">
-        <w:r>
-          <w:rPr>
-            <w:lang w:val="ne_NP" w:bidi="ne_NP"/>
-          </w:rPr>
-          <w:rPr>
-            <w:color w:val="0000EE"/>
-            <w:u w:val="single"/>
-          </w:rPr>
-          <w:t>उत्पत्ति १७</w:t>
-        </w:r>
-      </w:hyperlink>
+      <w:r>
+        <w:rPr>
+          <w:lang w:val="ne_NP" w:bidi="ne_NP"/>
+        </w:rPr>
+        <w:t>उत्पत्ति १७</w:t>
+      </w:r>
       <w:r>
         <w:rPr>
           <w:lang w:val="ne_NP" w:bidi="ne_NP"/>
         </w:rPr>
         <w:t>)। खतना (पुरुष प्रजनन अंगको बाहिरी छालाको हटाउने प्रक्रिया) यस प्रतिज्ञाको चिन्हको रूपमा थियो (</w:t>
       </w:r>
-      <w:hyperlink r:id="rId71">
-        <w:r>
-          <w:rPr>
-            <w:lang w:val="ne_NP" w:bidi="ne_NP"/>
-          </w:rPr>
-          <w:rPr>
-            <w:color w:val="0000EE"/>
-            <w:u w:val="single"/>
-          </w:rPr>
-          <w:t>१७:९</w:t>
-        </w:r>
-      </w:hyperlink>
+      <w:r>
+        <w:rPr>
+          <w:lang w:val="ne_NP" w:bidi="ne_NP"/>
+        </w:rPr>
+        <w:t>१७:९</w:t>
+      </w:r>
       <w:r>
         <w:rPr>
           <w:lang w:val="ne_NP" w:bidi="ne_NP"/>
         </w:rPr>
         <w:t>–</w:t>
       </w:r>
-      <w:hyperlink r:id="rId71">
-        <w:r>
-          <w:rPr>
-            <w:lang w:val="ne_NP" w:bidi="ne_NP"/>
-          </w:rPr>
-          <w:rPr>
-            <w:color w:val="0000EE"/>
-            <w:u w:val="single"/>
-          </w:rPr>
-          <w:t>१४</w:t>
-        </w:r>
-      </w:hyperlink>
+      <w:r>
+        <w:rPr>
+          <w:lang w:val="ne_NP" w:bidi="ne_NP"/>
+        </w:rPr>
+        <w:t>१४</w:t>
+      </w:r>
       <w:r>
         <w:rPr>
           <w:lang w:val="ne_NP" w:bidi="ne_NP"/>
         </w:rPr>
         <w:t>)। परमेश्वरले अब्राम र साराईको नाम परिवर्तन गरी अब्राहाम र सारा राख्नुभयो (</w:t>
       </w:r>
-      <w:hyperlink r:id="rId56">
-        <w:r>
-          <w:rPr>
-            <w:lang w:val="ne_NP" w:bidi="ne_NP"/>
-          </w:rPr>
-          <w:rPr>
-            <w:color w:val="0000EE"/>
-            <w:u w:val="single"/>
-          </w:rPr>
-          <w:t>उत्पत्ति १७:५</w:t>
-        </w:r>
-      </w:hyperlink>
+      <w:r>
+        <w:rPr>
+          <w:lang w:val="ne_NP" w:bidi="ne_NP"/>
+        </w:rPr>
+        <w:t>उत्पत्ति १७:५</w:t>
+      </w:r>
       <w:r>
         <w:rPr>
           <w:lang w:val="ne_NP" w:bidi="ne_NP"/>
         </w:rPr>
         <w:t xml:space="preserve">, </w:t>
       </w:r>
-      <w:hyperlink r:id="rId72">
-        <w:r>
-          <w:rPr>
-            <w:lang w:val="ne_NP" w:bidi="ne_NP"/>
-          </w:rPr>
-          <w:rPr>
-            <w:color w:val="0000EE"/>
-            <w:u w:val="single"/>
-          </w:rPr>
-          <w:t>१५</w:t>
-        </w:r>
-      </w:hyperlink>
+      <w:r>
+        <w:rPr>
+          <w:lang w:val="ne_NP" w:bidi="ne_NP"/>
+        </w:rPr>
+        <w:t>१५</w:t>
+      </w:r>
       <w:r>
         <w:rPr>
           <w:lang w:val="ne_NP" w:bidi="ne_NP"/>
@@ -2913,18 +2445,12 @@
         </w:rPr>
         <w:t>?’” (</w:t>
       </w:r>
-      <w:hyperlink r:id="rId59">
-        <w:r>
-          <w:rPr>
-            <w:lang w:val="ne_NP" w:bidi="ne_NP"/>
-          </w:rPr>
-          <w:rPr>
-            <w:color w:val="0000EE"/>
-            <w:u w:val="single"/>
-          </w:rPr>
-          <w:t>उत्पत्ति १७:१७</w:t>
-        </w:r>
-      </w:hyperlink>
+      <w:r>
+        <w:rPr>
+          <w:lang w:val="ne_NP" w:bidi="ne_NP"/>
+        </w:rPr>
+        <w:t>उत्पत्ति १७:१७</w:t>
+      </w:r>
       <w:r>
         <w:rPr>
           <w:lang w:val="ne_NP" w:bidi="ne_NP"/>
@@ -2939,54 +2465,36 @@
           <w:lang w:val="ne_NP" w:bidi="ne_NP"/>
         </w:rPr>
       </w:r>
-      <w:hyperlink r:id="rId73">
-        <w:r>
-          <w:rPr>
-            <w:lang w:val="ne_NP" w:bidi="ne_NP"/>
-          </w:rPr>
-          <w:rPr>
-            <w:color w:val="0000EE"/>
-            <w:u w:val="single"/>
-          </w:rPr>
-          <w:t>उत्पत्ति १८</w:t>
-        </w:r>
-      </w:hyperlink>
+      <w:r>
+        <w:rPr>
+          <w:lang w:val="ne_NP" w:bidi="ne_NP"/>
+        </w:rPr>
+        <w:t>उत्पत्ति १८</w:t>
+      </w:r>
       <w:r>
         <w:rPr>
           <w:lang w:val="ne_NP" w:bidi="ne_NP"/>
         </w:rPr>
         <w:t xml:space="preserve"> र </w:t>
       </w:r>
-      <w:hyperlink r:id="rId74">
-        <w:r>
-          <w:rPr>
-            <w:lang w:val="ne_NP" w:bidi="ne_NP"/>
-          </w:rPr>
-          <w:rPr>
-            <w:color w:val="0000EE"/>
-            <w:u w:val="single"/>
-          </w:rPr>
-          <w:t>१९</w:t>
-        </w:r>
-      </w:hyperlink>
+      <w:r>
+        <w:rPr>
+          <w:lang w:val="ne_NP" w:bidi="ne_NP"/>
+        </w:rPr>
+        <w:t>१९</w:t>
+      </w:r>
       <w:r>
         <w:rPr>
           <w:lang w:val="ne_NP" w:bidi="ne_NP"/>
         </w:rPr>
         <w:t xml:space="preserve"> ले सदोम र गमोरा शहरहरूको विनाशको कथा प्रस्तुत गर्छ। </w:t>
       </w:r>
-      <w:hyperlink r:id="rId73">
-        <w:r>
-          <w:rPr>
-            <w:lang w:val="ne_NP" w:bidi="ne_NP"/>
-          </w:rPr>
-          <w:rPr>
-            <w:color w:val="0000EE"/>
-            <w:u w:val="single"/>
-          </w:rPr>
-          <w:t>उत्पत्ति १८</w:t>
-        </w:r>
-      </w:hyperlink>
+      <w:r>
+        <w:rPr>
+          <w:lang w:val="ne_NP" w:bidi="ne_NP"/>
+        </w:rPr>
+        <w:t>उत्पत्ति १८</w:t>
+      </w:r>
       <w:r>
         <w:rPr>
           <w:lang w:val="ne_NP" w:bidi="ne_NP"/>
@@ -3005,126 +2513,84 @@
         </w:rPr>
         <w:t>हरू अब्राहामकहाँ आए। अब्राहामले तिनीहरूलाई खाना र पेय पदार्थ दिए, तर तिनीहरू साधारण यात्रीहरू थिएनन्, तर परमप्रभुको दूत र दुई अन्य स्वर्गदूतहरू थिए (</w:t>
       </w:r>
-      <w:hyperlink r:id="rId75">
-        <w:r>
-          <w:rPr>
-            <w:lang w:val="ne_NP" w:bidi="ne_NP"/>
-          </w:rPr>
-          <w:rPr>
-            <w:color w:val="0000EE"/>
-            <w:u w:val="single"/>
-          </w:rPr>
-          <w:t>उत्पत्ति १८:१</w:t>
-        </w:r>
-      </w:hyperlink>
+      <w:r>
+        <w:rPr>
+          <w:lang w:val="ne_NP" w:bidi="ne_NP"/>
+        </w:rPr>
+        <w:t>उत्पत्ति १८:१</w:t>
+      </w:r>
       <w:r>
         <w:rPr>
           <w:lang w:val="ne_NP" w:bidi="ne_NP"/>
         </w:rPr>
         <w:t>–</w:t>
       </w:r>
-      <w:hyperlink r:id="rId75">
-        <w:r>
-          <w:rPr>
-            <w:lang w:val="ne_NP" w:bidi="ne_NP"/>
-          </w:rPr>
-          <w:rPr>
-            <w:color w:val="0000EE"/>
-            <w:u w:val="single"/>
-          </w:rPr>
-          <w:t>२</w:t>
-        </w:r>
-      </w:hyperlink>
+      <w:r>
+        <w:rPr>
+          <w:lang w:val="ne_NP" w:bidi="ne_NP"/>
+        </w:rPr>
+        <w:t>२</w:t>
+      </w:r>
       <w:r>
         <w:rPr>
           <w:lang w:val="ne_NP" w:bidi="ne_NP"/>
         </w:rPr>
         <w:t xml:space="preserve">; </w:t>
       </w:r>
-      <w:hyperlink r:id="rId76">
-        <w:r>
-          <w:rPr>
-            <w:lang w:val="ne_NP" w:bidi="ne_NP"/>
-          </w:rPr>
-          <w:rPr>
-            <w:color w:val="0000EE"/>
-            <w:u w:val="single"/>
-          </w:rPr>
-          <w:t>१९:१</w:t>
-        </w:r>
-      </w:hyperlink>
+      <w:r>
+        <w:rPr>
+          <w:lang w:val="ne_NP" w:bidi="ne_NP"/>
+        </w:rPr>
+        <w:t>१९:१</w:t>
+      </w:r>
       <w:r>
         <w:rPr>
           <w:lang w:val="ne_NP" w:bidi="ne_NP"/>
         </w:rPr>
         <w:t>)। प्रभुको दूत सम्भवतः परमेश्वर स्वयं हुनुहुन्थ्यो (</w:t>
       </w:r>
-      <w:hyperlink r:id="rId77">
-        <w:r>
-          <w:rPr>
-            <w:lang w:val="ne_NP" w:bidi="ne_NP"/>
-          </w:rPr>
-          <w:rPr>
-            <w:color w:val="0000EE"/>
-            <w:u w:val="single"/>
-          </w:rPr>
-          <w:t>उत्पत्ति १८:१७</w:t>
-        </w:r>
-      </w:hyperlink>
+      <w:r>
+        <w:rPr>
+          <w:lang w:val="ne_NP" w:bidi="ne_NP"/>
+        </w:rPr>
+        <w:t>उत्पत्ति १८:१७</w:t>
+      </w:r>
       <w:r>
         <w:rPr>
           <w:lang w:val="ne_NP" w:bidi="ne_NP"/>
         </w:rPr>
         <w:t xml:space="preserve">, </w:t>
       </w:r>
-      <w:hyperlink r:id="rId78">
-        <w:r>
-          <w:rPr>
-            <w:lang w:val="ne_NP" w:bidi="ne_NP"/>
-          </w:rPr>
-          <w:rPr>
-            <w:color w:val="0000EE"/>
-            <w:u w:val="single"/>
-          </w:rPr>
-          <w:t>३३</w:t>
-        </w:r>
-      </w:hyperlink>
+      <w:r>
+        <w:rPr>
+          <w:lang w:val="ne_NP" w:bidi="ne_NP"/>
+        </w:rPr>
+        <w:t>३३</w:t>
+      </w:r>
       <w:r>
         <w:rPr>
           <w:lang w:val="ne_NP" w:bidi="ne_NP"/>
         </w:rPr>
         <w:t>)। उनीहरूले घोषणा गरे कि साराको छोरा हुनेछ, जसले गर्दा उनी हाँसिन् किनभने उनलाई यो सत्य हुन सक्छ भन्ने विश्वास थिएन (</w:t>
       </w:r>
-      <w:hyperlink r:id="rId79">
-        <w:r>
-          <w:rPr>
-            <w:lang w:val="ne_NP" w:bidi="ne_NP"/>
-          </w:rPr>
-          <w:rPr>
-            <w:color w:val="0000EE"/>
-            <w:u w:val="single"/>
-          </w:rPr>
-          <w:t>उत्पत्ति १८:१२</w:t>
-        </w:r>
-      </w:hyperlink>
+      <w:r>
+        <w:rPr>
+          <w:lang w:val="ne_NP" w:bidi="ne_NP"/>
+        </w:rPr>
+        <w:t>उत्पत्ति १८:१२</w:t>
+      </w:r>
       <w:r>
         <w:rPr>
           <w:lang w:val="ne_NP" w:bidi="ne_NP"/>
         </w:rPr>
         <w:t>–</w:t>
       </w:r>
-      <w:hyperlink r:id="rId79">
-        <w:r>
-          <w:rPr>
-            <w:lang w:val="ne_NP" w:bidi="ne_NP"/>
-          </w:rPr>
-          <w:rPr>
-            <w:color w:val="0000EE"/>
-            <w:u w:val="single"/>
-          </w:rPr>
-          <w:t>१५</w:t>
-        </w:r>
-      </w:hyperlink>
+      <w:r>
+        <w:rPr>
+          <w:lang w:val="ne_NP" w:bidi="ne_NP"/>
+        </w:rPr>
+        <w:t>१५</w:t>
+      </w:r>
       <w:r>
         <w:rPr>
           <w:lang w:val="ne_NP" w:bidi="ne_NP"/>
@@ -3139,36 +2605,24 @@
           <w:lang w:val="ne_NP" w:bidi="ne_NP"/>
         </w:rPr>
       </w:r>
-      <w:hyperlink r:id="rId80">
-        <w:r>
-          <w:rPr>
-            <w:lang w:val="ne_NP" w:bidi="ne_NP"/>
-          </w:rPr>
-          <w:rPr>
-            <w:color w:val="0000EE"/>
-            <w:u w:val="single"/>
-          </w:rPr>
-          <w:t>उत्पत्ति २१</w:t>
-        </w:r>
-      </w:hyperlink>
+      <w:r>
+        <w:rPr>
+          <w:lang w:val="ne_NP" w:bidi="ne_NP"/>
+        </w:rPr>
+        <w:t>उत्पत्ति २१</w:t>
+      </w:r>
       <w:r>
         <w:rPr>
           <w:lang w:val="ne_NP" w:bidi="ne_NP"/>
         </w:rPr>
         <w:t xml:space="preserve"> देखि </w:t>
       </w:r>
-      <w:hyperlink r:id="rId81">
-        <w:r>
-          <w:rPr>
-            <w:lang w:val="ne_NP" w:bidi="ne_NP"/>
-          </w:rPr>
-          <w:rPr>
-            <w:color w:val="0000EE"/>
-            <w:u w:val="single"/>
-          </w:rPr>
-          <w:t>२३</w:t>
-        </w:r>
-      </w:hyperlink>
+      <w:r>
+        <w:rPr>
+          <w:lang w:val="ne_NP" w:bidi="ne_NP"/>
+        </w:rPr>
+        <w:t>२३</w:t>
+      </w:r>
       <w:r>
         <w:rPr>
           <w:lang w:val="ne_NP" w:bidi="ne_NP"/>
@@ -3187,18 +2641,12 @@
         </w:rPr>
         <w:t>" (</w:t>
       </w:r>
-      <w:hyperlink r:id="rId82">
-        <w:r>
-          <w:rPr>
-            <w:lang w:val="ne_NP" w:bidi="ne_NP"/>
-          </w:rPr>
-          <w:rPr>
-            <w:color w:val="0000EE"/>
-            <w:u w:val="single"/>
-          </w:rPr>
-          <w:t>उत्पत्ति २१:१</w:t>
-        </w:r>
-      </w:hyperlink>
+      <w:r>
+        <w:rPr>
+          <w:lang w:val="ne_NP" w:bidi="ne_NP"/>
+        </w:rPr>
+        <w:t>उत्पत्ति २१:१</w:t>
+      </w:r>
       <w:r>
         <w:rPr>
           <w:lang w:val="ne_NP" w:bidi="ne_NP"/>
@@ -3217,18 +2665,12 @@
         </w:rPr>
         <w:t>" (</w:t>
       </w:r>
-      <w:hyperlink r:id="rId83">
-        <w:r>
-          <w:rPr>
-            <w:lang w:val="ne_NP" w:bidi="ne_NP"/>
-          </w:rPr>
-          <w:rPr>
-            <w:color w:val="0000EE"/>
-            <w:u w:val="single"/>
-          </w:rPr>
-          <w:t>उत्पत्ति २१:६</w:t>
-        </w:r>
-      </w:hyperlink>
+      <w:r>
+        <w:rPr>
+          <w:lang w:val="ne_NP" w:bidi="ne_NP"/>
+        </w:rPr>
+        <w:t>उत्पत्ति २१:६</w:t>
+      </w:r>
       <w:r>
         <w:rPr>
           <w:lang w:val="ne_NP" w:bidi="ne_NP"/>
@@ -3249,18 +2691,12 @@
         </w:rPr>
         <w:t xml:space="preserve">इसहाकको जन्मको खुसी तब समाप्त भयो जब परमेश्वरले अब्राहमको विश्वासको परीक्षा लिनुभयो। </w:t>
       </w:r>
-      <w:hyperlink r:id="rId84">
-        <w:r>
-          <w:rPr>
-            <w:lang w:val="ne_NP" w:bidi="ne_NP"/>
-          </w:rPr>
-          <w:rPr>
-            <w:color w:val="0000EE"/>
-            <w:u w:val="single"/>
-          </w:rPr>
-          <w:t>उत्पत्ति २२ मा,</w:t>
-        </w:r>
-      </w:hyperlink>
+      <w:r>
+        <w:rPr>
+          <w:lang w:val="ne_NP" w:bidi="ne_NP"/>
+        </w:rPr>
+        <w:t>उत्पत्ति २२ मा,</w:t>
+      </w:r>
       <w:r>
         <w:rPr>
           <w:lang w:val="ne_NP" w:bidi="ne_NP"/>
@@ -3305,18 +2741,12 @@
         </w:rPr>
         <w:t>" (</w:t>
       </w:r>
-      <w:hyperlink r:id="rId85">
-        <w:r>
-          <w:rPr>
-            <w:lang w:val="ne_NP" w:bidi="ne_NP"/>
-          </w:rPr>
-          <w:rPr>
-            <w:color w:val="0000EE"/>
-            <w:u w:val="single"/>
-          </w:rPr>
-          <w:t>उत्पत्ति २२:१२</w:t>
-        </w:r>
-      </w:hyperlink>
+      <w:r>
+        <w:rPr>
+          <w:lang w:val="ne_NP" w:bidi="ne_NP"/>
+        </w:rPr>
+        <w:t>उत्पत्ति २२:१२</w:t>
+      </w:r>
       <w:r>
         <w:rPr>
           <w:lang w:val="ne_NP" w:bidi="ne_NP"/>
